--- a/RAFIA MEMON_timetable.docx
+++ b/RAFIA MEMON_timetable.docx
@@ -22,92 +22,116 @@
         <w:tblLook w:firstColumn="1" w:firstRow="1" w:lastColumn="0" w:lastRow="0" w:noHBand="0" w:noVBand="1" w:val="04A0"/>
       </w:tblPr>
       <w:tblGrid>
-        <w:gridCol w:w="1080"/>
-        <w:gridCol w:w="1080"/>
-        <w:gridCol w:w="1080"/>
-        <w:gridCol w:w="1080"/>
-        <w:gridCol w:w="1080"/>
-        <w:gridCol w:w="1080"/>
-        <w:gridCol w:w="1080"/>
-        <w:gridCol w:w="1080"/>
+        <w:gridCol w:w="1530"/>
+        <w:gridCol w:w="1530"/>
+        <w:gridCol w:w="1530"/>
+        <w:gridCol w:w="1530"/>
+        <w:gridCol w:w="1530"/>
+        <w:gridCol w:w="1530"/>
+        <w:gridCol w:w="1530"/>
+        <w:gridCol w:w="1530"/>
       </w:tblGrid>
       <w:tr>
         <w:tc>
           <w:tcPr>
-            <w:tcW w:type="dxa" w:w="1080"/>
+            <w:tcW w:type="dxa" w:w="1530"/>
           </w:tcPr>
           <w:p>
             <w:r>
+              <w:rPr>
+                <w:b/>
+              </w:rPr>
               <w:t>Period</w:t>
             </w:r>
           </w:p>
         </w:tc>
         <w:tc>
           <w:tcPr>
-            <w:tcW w:type="dxa" w:w="1080"/>
+            <w:tcW w:type="dxa" w:w="1530"/>
           </w:tcPr>
           <w:p>
             <w:r>
-              <w:t>Mon-Thu Time</w:t>
+              <w:rPr>
+                <w:b/>
+              </w:rPr>
+              <w:t>Mon-Wed Time</w:t>
             </w:r>
           </w:p>
         </w:tc>
         <w:tc>
           <w:tcPr>
-            <w:tcW w:type="dxa" w:w="1080"/>
+            <w:tcW w:type="dxa" w:w="1530"/>
           </w:tcPr>
           <w:p>
             <w:r>
+              <w:rPr>
+                <w:b/>
+              </w:rPr>
               <w:t>Mon</w:t>
             </w:r>
           </w:p>
         </w:tc>
         <w:tc>
           <w:tcPr>
-            <w:tcW w:type="dxa" w:w="1080"/>
+            <w:tcW w:type="dxa" w:w="1530"/>
           </w:tcPr>
           <w:p>
             <w:r>
+              <w:rPr>
+                <w:b/>
+              </w:rPr>
               <w:t>Tue</w:t>
             </w:r>
           </w:p>
         </w:tc>
         <w:tc>
           <w:tcPr>
-            <w:tcW w:type="dxa" w:w="1080"/>
+            <w:tcW w:type="dxa" w:w="1530"/>
           </w:tcPr>
           <w:p>
             <w:r>
+              <w:rPr>
+                <w:b/>
+              </w:rPr>
               <w:t>Wed</w:t>
             </w:r>
           </w:p>
         </w:tc>
         <w:tc>
           <w:tcPr>
-            <w:tcW w:type="dxa" w:w="1080"/>
+            <w:tcW w:type="dxa" w:w="1530"/>
           </w:tcPr>
           <w:p>
             <w:r>
+              <w:rPr>
+                <w:b/>
+              </w:rPr>
               <w:t>Thu</w:t>
             </w:r>
           </w:p>
         </w:tc>
         <w:tc>
           <w:tcPr>
-            <w:tcW w:type="dxa" w:w="1080"/>
+            <w:tcW w:type="dxa" w:w="1530"/>
           </w:tcPr>
           <w:p>
             <w:r>
+              <w:rPr>
+                <w:b/>
+              </w:rPr>
               <w:t>Fri</w:t>
             </w:r>
           </w:p>
         </w:tc>
         <w:tc>
           <w:tcPr>
-            <w:tcW w:type="dxa" w:w="1080"/>
+            <w:tcW w:type="dxa" w:w="1530"/>
           </w:tcPr>
           <w:p>
             <w:r>
+              <w:rPr>
+                <w:b/>
+              </w:rPr>
               <w:t>Fri Time</w:t>
             </w:r>
           </w:p>
@@ -116,7 +140,7 @@
       <w:tr>
         <w:tc>
           <w:tcPr>
-            <w:tcW w:type="dxa" w:w="1080"/>
+            <w:tcW w:type="dxa" w:w="1530"/>
           </w:tcPr>
           <w:p>
             <w:r>
@@ -126,7 +150,7 @@
         </w:tc>
         <w:tc>
           <w:tcPr>
-            <w:tcW w:type="dxa" w:w="1080"/>
+            <w:tcW w:type="dxa" w:w="1530"/>
           </w:tcPr>
           <w:p>
             <w:r>
@@ -136,7 +160,7 @@
         </w:tc>
         <w:tc>
           <w:tcPr>
-            <w:tcW w:type="dxa" w:w="1080"/>
+            <w:tcW w:type="dxa" w:w="1530"/>
           </w:tcPr>
           <w:p>
             <w:r>
@@ -148,7 +172,7 @@
         </w:tc>
         <w:tc>
           <w:tcPr>
-            <w:tcW w:type="dxa" w:w="1080"/>
+            <w:tcW w:type="dxa" w:w="1530"/>
           </w:tcPr>
           <w:p>
             <w:r>
@@ -160,7 +184,7 @@
         </w:tc>
         <w:tc>
           <w:tcPr>
-            <w:tcW w:type="dxa" w:w="1080"/>
+            <w:tcW w:type="dxa" w:w="1530"/>
           </w:tcPr>
           <w:p>
             <w:r>
@@ -172,7 +196,7 @@
         </w:tc>
         <w:tc>
           <w:tcPr>
-            <w:tcW w:type="dxa" w:w="1080"/>
+            <w:tcW w:type="dxa" w:w="1530"/>
           </w:tcPr>
           <w:p>
             <w:r/>
@@ -180,15 +204,19 @@
         </w:tc>
         <w:tc>
           <w:tcPr>
-            <w:tcW w:type="dxa" w:w="1080"/>
+            <w:tcW w:type="dxa" w:w="1530"/>
           </w:tcPr>
           <w:p>
-            <w:r/>
+            <w:r>
+              <w:t>10E</w:t>
+              <w:br/>
+              <w:t>SINDHI-X</w:t>
+            </w:r>
           </w:p>
         </w:tc>
         <w:tc>
           <w:tcPr>
-            <w:tcW w:type="dxa" w:w="1080"/>
+            <w:tcW w:type="dxa" w:w="1530"/>
           </w:tcPr>
           <w:p>
             <w:r>
@@ -200,7 +228,7 @@
       <w:tr>
         <w:tc>
           <w:tcPr>
-            <w:tcW w:type="dxa" w:w="1080"/>
+            <w:tcW w:type="dxa" w:w="1530"/>
           </w:tcPr>
           <w:p>
             <w:r>
@@ -210,7 +238,7 @@
         </w:tc>
         <w:tc>
           <w:tcPr>
-            <w:tcW w:type="dxa" w:w="1080"/>
+            <w:tcW w:type="dxa" w:w="1530"/>
           </w:tcPr>
           <w:p>
             <w:r>
@@ -220,7 +248,191 @@
         </w:tc>
         <w:tc>
           <w:tcPr>
-            <w:tcW w:type="dxa" w:w="1080"/>
+            <w:tcW w:type="dxa" w:w="1530"/>
+          </w:tcPr>
+          <w:p>
+            <w:r>
+              <w:t>10C</w:t>
+              <w:br/>
+              <w:t>SINDHI-X</w:t>
+            </w:r>
+          </w:p>
+        </w:tc>
+        <w:tc>
+          <w:tcPr>
+            <w:tcW w:type="dxa" w:w="1530"/>
+          </w:tcPr>
+          <w:p>
+            <w:r/>
+          </w:p>
+        </w:tc>
+        <w:tc>
+          <w:tcPr>
+            <w:tcW w:type="dxa" w:w="1530"/>
+          </w:tcPr>
+          <w:p>
+            <w:r>
+              <w:t>8C</w:t>
+              <w:br/>
+              <w:t>SINDHI</w:t>
+            </w:r>
+          </w:p>
+        </w:tc>
+        <w:tc>
+          <w:tcPr>
+            <w:tcW w:type="dxa" w:w="1530"/>
+          </w:tcPr>
+          <w:p>
+            <w:r/>
+          </w:p>
+        </w:tc>
+        <w:tc>
+          <w:tcPr>
+            <w:tcW w:type="dxa" w:w="1530"/>
+          </w:tcPr>
+          <w:p>
+            <w:r/>
+          </w:p>
+        </w:tc>
+        <w:tc>
+          <w:tcPr>
+            <w:tcW w:type="dxa" w:w="1530"/>
+          </w:tcPr>
+          <w:p>
+            <w:r>
+              <w:t>8:40-9:15</w:t>
+            </w:r>
+          </w:p>
+        </w:tc>
+      </w:tr>
+      <w:tr>
+        <w:tc>
+          <w:tcPr>
+            <w:tcW w:type="dxa" w:w="1530"/>
+          </w:tcPr>
+          <w:p>
+            <w:r>
+              <w:t>P3</w:t>
+            </w:r>
+          </w:p>
+        </w:tc>
+        <w:tc>
+          <w:tcPr>
+            <w:tcW w:type="dxa" w:w="1530"/>
+          </w:tcPr>
+          <w:p>
+            <w:r>
+              <w:t>9:30-10:10</w:t>
+            </w:r>
+          </w:p>
+        </w:tc>
+        <w:tc>
+          <w:tcPr>
+            <w:tcW w:type="dxa" w:w="1530"/>
+          </w:tcPr>
+          <w:p>
+            <w:r/>
+          </w:p>
+        </w:tc>
+        <w:tc>
+          <w:tcPr>
+            <w:tcW w:type="dxa" w:w="1530"/>
+          </w:tcPr>
+          <w:p>
+            <w:r/>
+          </w:p>
+        </w:tc>
+        <w:tc>
+          <w:tcPr>
+            <w:tcW w:type="dxa" w:w="1530"/>
+          </w:tcPr>
+          <w:p>
+            <w:r/>
+          </w:p>
+        </w:tc>
+        <w:tc>
+          <w:tcPr>
+            <w:tcW w:type="dxa" w:w="1530"/>
+          </w:tcPr>
+          <w:p>
+            <w:r/>
+          </w:p>
+        </w:tc>
+        <w:tc>
+          <w:tcPr>
+            <w:tcW w:type="dxa" w:w="1530"/>
+          </w:tcPr>
+          <w:p>
+            <w:r/>
+          </w:p>
+        </w:tc>
+        <w:tc>
+          <w:tcPr>
+            <w:tcW w:type="dxa" w:w="1530"/>
+          </w:tcPr>
+          <w:p>
+            <w:r>
+              <w:t>9:15-9:50</w:t>
+            </w:r>
+          </w:p>
+        </w:tc>
+      </w:tr>
+      <w:tr>
+        <w:tc>
+          <w:tcPr>
+            <w:tcW w:type="dxa" w:w="1530"/>
+          </w:tcPr>
+          <w:p>
+            <w:r>
+              <w:t>P4</w:t>
+            </w:r>
+          </w:p>
+        </w:tc>
+        <w:tc>
+          <w:tcPr>
+            <w:tcW w:type="dxa" w:w="1530"/>
+          </w:tcPr>
+          <w:p>
+            <w:r>
+              <w:t>10:10-10:50</w:t>
+            </w:r>
+          </w:p>
+        </w:tc>
+        <w:tc>
+          <w:tcPr>
+            <w:tcW w:type="dxa" w:w="1530"/>
+          </w:tcPr>
+          <w:p>
+            <w:r/>
+          </w:p>
+        </w:tc>
+        <w:tc>
+          <w:tcPr>
+            <w:tcW w:type="dxa" w:w="1530"/>
+          </w:tcPr>
+          <w:p>
+            <w:r>
+              <w:t>8C</w:t>
+              <w:br/>
+              <w:t>SINDHI</w:t>
+            </w:r>
+          </w:p>
+        </w:tc>
+        <w:tc>
+          <w:tcPr>
+            <w:tcW w:type="dxa" w:w="1530"/>
+          </w:tcPr>
+          <w:p>
+            <w:r>
+              <w:t>10C</w:t>
+              <w:br/>
+              <w:t>SINDHI-X</w:t>
+            </w:r>
+          </w:p>
+        </w:tc>
+        <w:tc>
+          <w:tcPr>
+            <w:tcW w:type="dxa" w:w="1530"/>
           </w:tcPr>
           <w:p>
             <w:r>
@@ -232,7 +444,51 @@
         </w:tc>
         <w:tc>
           <w:tcPr>
-            <w:tcW w:type="dxa" w:w="1080"/>
+            <w:tcW w:type="dxa" w:w="1530"/>
+          </w:tcPr>
+          <w:p>
+            <w:r>
+              <w:t>10A</w:t>
+              <w:br/>
+              <w:t>SINDHI-X</w:t>
+            </w:r>
+          </w:p>
+        </w:tc>
+        <w:tc>
+          <w:tcPr>
+            <w:tcW w:type="dxa" w:w="1530"/>
+          </w:tcPr>
+          <w:p>
+            <w:r>
+              <w:t>9:50-10:25</w:t>
+            </w:r>
+          </w:p>
+        </w:tc>
+      </w:tr>
+      <w:tr>
+        <w:tc>
+          <w:tcPr>
+            <w:tcW w:type="dxa" w:w="1530"/>
+          </w:tcPr>
+          <w:p>
+            <w:r>
+              <w:t>Lunch</w:t>
+            </w:r>
+          </w:p>
+        </w:tc>
+        <w:tc>
+          <w:tcPr>
+            <w:tcW w:type="dxa" w:w="1530"/>
+          </w:tcPr>
+          <w:p>
+            <w:r>
+              <w:t>10:50-11:20</w:t>
+            </w:r>
+          </w:p>
+        </w:tc>
+        <w:tc>
+          <w:tcPr>
+            <w:tcW w:type="dxa" w:w="1530"/>
           </w:tcPr>
           <w:p>
             <w:r/>
@@ -240,7 +496,7 @@
         </w:tc>
         <w:tc>
           <w:tcPr>
-            <w:tcW w:type="dxa" w:w="1080"/>
+            <w:tcW w:type="dxa" w:w="1530"/>
           </w:tcPr>
           <w:p>
             <w:r/>
@@ -248,7 +504,95 @@
         </w:tc>
         <w:tc>
           <w:tcPr>
-            <w:tcW w:type="dxa" w:w="1080"/>
+            <w:tcW w:type="dxa" w:w="1530"/>
+          </w:tcPr>
+          <w:p>
+            <w:r/>
+          </w:p>
+        </w:tc>
+        <w:tc>
+          <w:tcPr>
+            <w:tcW w:type="dxa" w:w="1530"/>
+          </w:tcPr>
+          <w:p>
+            <w:r/>
+          </w:p>
+        </w:tc>
+        <w:tc>
+          <w:tcPr>
+            <w:tcW w:type="dxa" w:w="1530"/>
+          </w:tcPr>
+          <w:p>
+            <w:r/>
+          </w:p>
+        </w:tc>
+        <w:tc>
+          <w:tcPr>
+            <w:tcW w:type="dxa" w:w="1530"/>
+          </w:tcPr>
+          <w:p>
+            <w:r>
+              <w:t>10:25-10:55</w:t>
+            </w:r>
+          </w:p>
+        </w:tc>
+      </w:tr>
+      <w:tr>
+        <w:tc>
+          <w:tcPr>
+            <w:tcW w:type="dxa" w:w="1530"/>
+          </w:tcPr>
+          <w:p>
+            <w:r>
+              <w:t>P5</w:t>
+            </w:r>
+          </w:p>
+        </w:tc>
+        <w:tc>
+          <w:tcPr>
+            <w:tcW w:type="dxa" w:w="1530"/>
+          </w:tcPr>
+          <w:p>
+            <w:r>
+              <w:t>11:20-12:00</w:t>
+            </w:r>
+          </w:p>
+        </w:tc>
+        <w:tc>
+          <w:tcPr>
+            <w:tcW w:type="dxa" w:w="1530"/>
+          </w:tcPr>
+          <w:p>
+            <w:r/>
+          </w:p>
+        </w:tc>
+        <w:tc>
+          <w:tcPr>
+            <w:tcW w:type="dxa" w:w="1530"/>
+          </w:tcPr>
+          <w:p>
+            <w:r>
+              <w:t>10A</w:t>
+              <w:br/>
+              <w:t>SINDHI-X</w:t>
+            </w:r>
+          </w:p>
+        </w:tc>
+        <w:tc>
+          <w:tcPr>
+            <w:tcW w:type="dxa" w:w="1530"/>
+          </w:tcPr>
+          <w:p>
+            <w:r>
+              <w:t>10A</w:t>
+              <w:br/>
+              <w:t>SINDHI-X</w:t>
+            </w:r>
+          </w:p>
+        </w:tc>
+        <w:tc>
+          <w:tcPr>
+            <w:tcW w:type="dxa" w:w="1530"/>
           </w:tcPr>
           <w:p>
             <w:r>
@@ -260,47 +604,7 @@
         </w:tc>
         <w:tc>
           <w:tcPr>
-            <w:tcW w:type="dxa" w:w="1080"/>
-          </w:tcPr>
-          <w:p>
-            <w:r/>
-          </w:p>
-        </w:tc>
-        <w:tc>
-          <w:tcPr>
-            <w:tcW w:type="dxa" w:w="1080"/>
-          </w:tcPr>
-          <w:p>
-            <w:r>
-              <w:t>8:40-9:15</w:t>
-            </w:r>
-          </w:p>
-        </w:tc>
-      </w:tr>
-      <w:tr>
-        <w:tc>
-          <w:tcPr>
-            <w:tcW w:type="dxa" w:w="1080"/>
-          </w:tcPr>
-          <w:p>
-            <w:r>
-              <w:t>P3</w:t>
-            </w:r>
-          </w:p>
-        </w:tc>
-        <w:tc>
-          <w:tcPr>
-            <w:tcW w:type="dxa" w:w="1080"/>
-          </w:tcPr>
-          <w:p>
-            <w:r>
-              <w:t>9:30-10:10</w:t>
-            </w:r>
-          </w:p>
-        </w:tc>
-        <w:tc>
-          <w:tcPr>
-            <w:tcW w:type="dxa" w:w="1080"/>
+            <w:tcW w:type="dxa" w:w="1530"/>
           </w:tcPr>
           <w:p>
             <w:r>
@@ -312,15 +616,63 @@
         </w:tc>
         <w:tc>
           <w:tcPr>
-            <w:tcW w:type="dxa" w:w="1080"/>
+            <w:tcW w:type="dxa" w:w="1530"/>
           </w:tcPr>
           <w:p>
-            <w:r/>
+            <w:r>
+              <w:t>10:55-11:35</w:t>
+            </w:r>
+          </w:p>
+        </w:tc>
+      </w:tr>
+      <w:tr>
+        <w:tc>
+          <w:tcPr>
+            <w:tcW w:type="dxa" w:w="1530"/>
+          </w:tcPr>
+          <w:p>
+            <w:r>
+              <w:t>P6</w:t>
+            </w:r>
           </w:p>
         </w:tc>
         <w:tc>
           <w:tcPr>
-            <w:tcW w:type="dxa" w:w="1080"/>
+            <w:tcW w:type="dxa" w:w="1530"/>
+          </w:tcPr>
+          <w:p>
+            <w:r>
+              <w:t>12:00-12:40</w:t>
+            </w:r>
+          </w:p>
+        </w:tc>
+        <w:tc>
+          <w:tcPr>
+            <w:tcW w:type="dxa" w:w="1530"/>
+          </w:tcPr>
+          <w:p>
+            <w:r>
+              <w:t>10E</w:t>
+              <w:br/>
+              <w:t>SINDHI-X</w:t>
+            </w:r>
+          </w:p>
+        </w:tc>
+        <w:tc>
+          <w:tcPr>
+            <w:tcW w:type="dxa" w:w="1530"/>
+          </w:tcPr>
+          <w:p>
+            <w:r>
+              <w:t>10E</w:t>
+              <w:br/>
+              <w:t>SINDHI-X</w:t>
+            </w:r>
+          </w:p>
+        </w:tc>
+        <w:tc>
+          <w:tcPr>
+            <w:tcW w:type="dxa" w:w="1530"/>
           </w:tcPr>
           <w:p>
             <w:r>
@@ -332,7 +684,59 @@
         </w:tc>
         <w:tc>
           <w:tcPr>
-            <w:tcW w:type="dxa" w:w="1080"/>
+            <w:tcW w:type="dxa" w:w="1530"/>
+          </w:tcPr>
+          <w:p>
+            <w:r/>
+          </w:p>
+        </w:tc>
+        <w:tc>
+          <w:tcPr>
+            <w:tcW w:type="dxa" w:w="1530"/>
+          </w:tcPr>
+          <w:p>
+            <w:r>
+              <w:t>10C</w:t>
+              <w:br/>
+              <w:t>SINDHI-X</w:t>
+            </w:r>
+          </w:p>
+        </w:tc>
+        <w:tc>
+          <w:tcPr>
+            <w:tcW w:type="dxa" w:w="1530"/>
+          </w:tcPr>
+          <w:p>
+            <w:r>
+              <w:t>11:35-12:15</w:t>
+            </w:r>
+          </w:p>
+        </w:tc>
+      </w:tr>
+      <w:tr>
+        <w:tc>
+          <w:tcPr>
+            <w:tcW w:type="dxa" w:w="1530"/>
+          </w:tcPr>
+          <w:p>
+            <w:r>
+              <w:t>P7</w:t>
+            </w:r>
+          </w:p>
+        </w:tc>
+        <w:tc>
+          <w:tcPr>
+            <w:tcW w:type="dxa" w:w="1530"/>
+          </w:tcPr>
+          <w:p>
+            <w:r>
+              <w:t>12:40-1:20</w:t>
+            </w:r>
+          </w:p>
+        </w:tc>
+        <w:tc>
+          <w:tcPr>
+            <w:tcW w:type="dxa" w:w="1530"/>
           </w:tcPr>
           <w:p>
             <w:r>
@@ -344,51 +748,7 @@
         </w:tc>
         <w:tc>
           <w:tcPr>
-            <w:tcW w:type="dxa" w:w="1080"/>
-          </w:tcPr>
-          <w:p>
-            <w:r>
-              <w:t>10A</w:t>
-              <w:br/>
-              <w:t>SINDHI-X</w:t>
-            </w:r>
-          </w:p>
-        </w:tc>
-        <w:tc>
-          <w:tcPr>
-            <w:tcW w:type="dxa" w:w="1080"/>
-          </w:tcPr>
-          <w:p>
-            <w:r>
-              <w:t>9:15-9:50</w:t>
-            </w:r>
-          </w:p>
-        </w:tc>
-      </w:tr>
-      <w:tr>
-        <w:tc>
-          <w:tcPr>
-            <w:tcW w:type="dxa" w:w="1080"/>
-          </w:tcPr>
-          <w:p>
-            <w:r>
-              <w:t>P4</w:t>
-            </w:r>
-          </w:p>
-        </w:tc>
-        <w:tc>
-          <w:tcPr>
-            <w:tcW w:type="dxa" w:w="1080"/>
-          </w:tcPr>
-          <w:p>
-            <w:r>
-              <w:t>10:10-10:50</w:t>
-            </w:r>
-          </w:p>
-        </w:tc>
-        <w:tc>
-          <w:tcPr>
-            <w:tcW w:type="dxa" w:w="1080"/>
+            <w:tcW w:type="dxa" w:w="1530"/>
           </w:tcPr>
           <w:p>
             <w:r/>
@@ -396,7 +756,7 @@
         </w:tc>
         <w:tc>
           <w:tcPr>
-            <w:tcW w:type="dxa" w:w="1080"/>
+            <w:tcW w:type="dxa" w:w="1530"/>
           </w:tcPr>
           <w:p>
             <w:r>
@@ -408,27 +768,7 @@
         </w:tc>
         <w:tc>
           <w:tcPr>
-            <w:tcW w:type="dxa" w:w="1080"/>
-          </w:tcPr>
-          <w:p>
-            <w:r>
-              <w:t>10E</w:t>
-              <w:br/>
-              <w:t>SINDHI-X</w:t>
-            </w:r>
-          </w:p>
-        </w:tc>
-        <w:tc>
-          <w:tcPr>
-            <w:tcW w:type="dxa" w:w="1080"/>
-          </w:tcPr>
-          <w:p>
-            <w:r/>
-          </w:p>
-        </w:tc>
-        <w:tc>
-          <w:tcPr>
-            <w:tcW w:type="dxa" w:w="1080"/>
+            <w:tcW w:type="dxa" w:w="1530"/>
           </w:tcPr>
           <w:p>
             <w:r>
@@ -440,75 +780,7 @@
         </w:tc>
         <w:tc>
           <w:tcPr>
-            <w:tcW w:type="dxa" w:w="1080"/>
-          </w:tcPr>
-          <w:p>
-            <w:r>
-              <w:t>9:50-10:25</w:t>
-            </w:r>
-          </w:p>
-        </w:tc>
-      </w:tr>
-      <w:tr>
-        <w:tc>
-          <w:tcPr>
-            <w:tcW w:type="dxa" w:w="1080"/>
-          </w:tcPr>
-          <w:p>
-            <w:r>
-              <w:t>P5</w:t>
-            </w:r>
-          </w:p>
-        </w:tc>
-        <w:tc>
-          <w:tcPr>
-            <w:tcW w:type="dxa" w:w="1080"/>
-          </w:tcPr>
-          <w:p>
-            <w:r>
-              <w:t>10:50-11:30</w:t>
-            </w:r>
-          </w:p>
-        </w:tc>
-        <w:tc>
-          <w:tcPr>
-            <w:tcW w:type="dxa" w:w="1080"/>
-          </w:tcPr>
-          <w:p>
-            <w:r>
-              <w:t>10A</w:t>
-              <w:br/>
-              <w:t>SINDHI-X</w:t>
-            </w:r>
-          </w:p>
-        </w:tc>
-        <w:tc>
-          <w:tcPr>
-            <w:tcW w:type="dxa" w:w="1080"/>
-          </w:tcPr>
-          <w:p>
-            <w:r>
-              <w:t>10C</w:t>
-              <w:br/>
-              <w:t>SINDHI-X</w:t>
-            </w:r>
-          </w:p>
-        </w:tc>
-        <w:tc>
-          <w:tcPr>
-            <w:tcW w:type="dxa" w:w="1080"/>
-          </w:tcPr>
-          <w:p>
-            <w:r>
-              <w:t>10A</w:t>
-              <w:br/>
-              <w:t>SINDHI-X</w:t>
-            </w:r>
-          </w:p>
-        </w:tc>
-        <w:tc>
-          <w:tcPr>
-            <w:tcW w:type="dxa" w:w="1080"/>
+            <w:tcW w:type="dxa" w:w="1530"/>
           </w:tcPr>
           <w:p>
             <w:r/>
@@ -516,253 +788,7 @@
         </w:tc>
         <w:tc>
           <w:tcPr>
-            <w:tcW w:type="dxa" w:w="1080"/>
-          </w:tcPr>
-          <w:p>
-            <w:r>
-              <w:t>Lunch</w:t>
-            </w:r>
-          </w:p>
-        </w:tc>
-        <w:tc>
-          <w:tcPr>
-            <w:tcW w:type="dxa" w:w="1080"/>
-          </w:tcPr>
-          <w:p>
-            <w:r>
-              <w:t>10:55-11:35</w:t>
-            </w:r>
-          </w:p>
-        </w:tc>
-      </w:tr>
-      <w:tr>
-        <w:tc>
-          <w:tcPr>
-            <w:tcW w:type="dxa" w:w="1080"/>
-          </w:tcPr>
-          <w:p>
-            <w:r>
-              <w:t>Lunch</w:t>
-            </w:r>
-          </w:p>
-        </w:tc>
-        <w:tc>
-          <w:tcPr>
-            <w:tcW w:type="dxa" w:w="1080"/>
-          </w:tcPr>
-          <w:p>
-            <w:r>
-              <w:t>11:30-12:00</w:t>
-            </w:r>
-          </w:p>
-        </w:tc>
-        <w:tc>
-          <w:tcPr>
-            <w:tcW w:type="dxa" w:w="1080"/>
-          </w:tcPr>
-          <w:p>
-            <w:r/>
-          </w:p>
-        </w:tc>
-        <w:tc>
-          <w:tcPr>
-            <w:tcW w:type="dxa" w:w="1080"/>
-          </w:tcPr>
-          <w:p>
-            <w:r/>
-          </w:p>
-        </w:tc>
-        <w:tc>
-          <w:tcPr>
-            <w:tcW w:type="dxa" w:w="1080"/>
-          </w:tcPr>
-          <w:p>
-            <w:r/>
-          </w:p>
-        </w:tc>
-        <w:tc>
-          <w:tcPr>
-            <w:tcW w:type="dxa" w:w="1080"/>
-          </w:tcPr>
-          <w:p>
-            <w:r/>
-          </w:p>
-        </w:tc>
-        <w:tc>
-          <w:tcPr>
-            <w:tcW w:type="dxa" w:w="1080"/>
-          </w:tcPr>
-          <w:p>
-            <w:r/>
-          </w:p>
-        </w:tc>
-        <w:tc>
-          <w:tcPr>
-            <w:tcW w:type="dxa" w:w="1080"/>
-          </w:tcPr>
-          <w:p>
-            <w:r>
-              <w:t>10:25-10:55</w:t>
-            </w:r>
-          </w:p>
-        </w:tc>
-      </w:tr>
-      <w:tr>
-        <w:tc>
-          <w:tcPr>
-            <w:tcW w:type="dxa" w:w="1080"/>
-          </w:tcPr>
-          <w:p>
-            <w:r>
-              <w:t>P6</w:t>
-            </w:r>
-          </w:p>
-        </w:tc>
-        <w:tc>
-          <w:tcPr>
-            <w:tcW w:type="dxa" w:w="1080"/>
-          </w:tcPr>
-          <w:p>
-            <w:r>
-              <w:t>12:00-12:40</w:t>
-            </w:r>
-          </w:p>
-        </w:tc>
-        <w:tc>
-          <w:tcPr>
-            <w:tcW w:type="dxa" w:w="1080"/>
-          </w:tcPr>
-          <w:p>
-            <w:r>
-              <w:t>10E</w:t>
-              <w:br/>
-              <w:t>SINDHI-X</w:t>
-            </w:r>
-          </w:p>
-        </w:tc>
-        <w:tc>
-          <w:tcPr>
-            <w:tcW w:type="dxa" w:w="1080"/>
-          </w:tcPr>
-          <w:p>
-            <w:r>
-              <w:t>8C</w:t>
-              <w:br/>
-              <w:t>SINDHI</w:t>
-            </w:r>
-          </w:p>
-        </w:tc>
-        <w:tc>
-          <w:tcPr>
-            <w:tcW w:type="dxa" w:w="1080"/>
-          </w:tcPr>
-          <w:p>
-            <w:r/>
-          </w:p>
-        </w:tc>
-        <w:tc>
-          <w:tcPr>
-            <w:tcW w:type="dxa" w:w="1080"/>
-          </w:tcPr>
-          <w:p>
-            <w:r/>
-          </w:p>
-        </w:tc>
-        <w:tc>
-          <w:tcPr>
-            <w:tcW w:type="dxa" w:w="1080"/>
-          </w:tcPr>
-          <w:p>
-            <w:r>
-              <w:t>10E</w:t>
-              <w:br/>
-              <w:t>SINDHI-X</w:t>
-            </w:r>
-          </w:p>
-        </w:tc>
-        <w:tc>
-          <w:tcPr>
-            <w:tcW w:type="dxa" w:w="1080"/>
-          </w:tcPr>
-          <w:p>
-            <w:r>
-              <w:t>11:35-12:15</w:t>
-            </w:r>
-          </w:p>
-        </w:tc>
-      </w:tr>
-      <w:tr>
-        <w:tc>
-          <w:tcPr>
-            <w:tcW w:type="dxa" w:w="1080"/>
-          </w:tcPr>
-          <w:p>
-            <w:r>
-              <w:t>P7</w:t>
-            </w:r>
-          </w:p>
-        </w:tc>
-        <w:tc>
-          <w:tcPr>
-            <w:tcW w:type="dxa" w:w="1080"/>
-          </w:tcPr>
-          <w:p>
-            <w:r>
-              <w:t>12:40-1:20</w:t>
-            </w:r>
-          </w:p>
-        </w:tc>
-        <w:tc>
-          <w:tcPr>
-            <w:tcW w:type="dxa" w:w="1080"/>
-          </w:tcPr>
-          <w:p>
-            <w:r/>
-          </w:p>
-        </w:tc>
-        <w:tc>
-          <w:tcPr>
-            <w:tcW w:type="dxa" w:w="1080"/>
-          </w:tcPr>
-          <w:p>
-            <w:r/>
-          </w:p>
-        </w:tc>
-        <w:tc>
-          <w:tcPr>
-            <w:tcW w:type="dxa" w:w="1080"/>
-          </w:tcPr>
-          <w:p>
-            <w:r>
-              <w:t>10C</w:t>
-              <w:br/>
-              <w:t>SINDHI-X</w:t>
-            </w:r>
-          </w:p>
-        </w:tc>
-        <w:tc>
-          <w:tcPr>
-            <w:tcW w:type="dxa" w:w="1080"/>
-          </w:tcPr>
-          <w:p>
-            <w:r>
-              <w:t>10C</w:t>
-              <w:br/>
-              <w:t>SINDHI-X</w:t>
-            </w:r>
-          </w:p>
-        </w:tc>
-        <w:tc>
-          <w:tcPr>
-            <w:tcW w:type="dxa" w:w="1080"/>
-          </w:tcPr>
-          <w:p>
-            <w:r/>
-          </w:p>
-        </w:tc>
-        <w:tc>
-          <w:tcPr>
-            <w:tcW w:type="dxa" w:w="1080"/>
+            <w:tcW w:type="dxa" w:w="1530"/>
           </w:tcPr>
           <w:p>
             <w:r/>
@@ -772,7 +798,7 @@
       <w:tr>
         <w:tc>
           <w:tcPr>
-            <w:tcW w:type="dxa" w:w="1080"/>
+            <w:tcW w:type="dxa" w:w="1530"/>
           </w:tcPr>
           <w:p>
             <w:r>
@@ -782,7 +808,7 @@
         </w:tc>
         <w:tc>
           <w:tcPr>
-            <w:tcW w:type="dxa" w:w="1080"/>
+            <w:tcW w:type="dxa" w:w="1530"/>
           </w:tcPr>
           <w:p>
             <w:r>
@@ -792,7 +818,7 @@
         </w:tc>
         <w:tc>
           <w:tcPr>
-            <w:tcW w:type="dxa" w:w="1080"/>
+            <w:tcW w:type="dxa" w:w="1530"/>
           </w:tcPr>
           <w:p>
             <w:r/>
@@ -800,7 +826,7 @@
         </w:tc>
         <w:tc>
           <w:tcPr>
-            <w:tcW w:type="dxa" w:w="1080"/>
+            <w:tcW w:type="dxa" w:w="1530"/>
           </w:tcPr>
           <w:p>
             <w:r/>
@@ -808,7 +834,7 @@
         </w:tc>
         <w:tc>
           <w:tcPr>
-            <w:tcW w:type="dxa" w:w="1080"/>
+            <w:tcW w:type="dxa" w:w="1530"/>
           </w:tcPr>
           <w:p>
             <w:r/>
@@ -816,19 +842,7 @@
         </w:tc>
         <w:tc>
           <w:tcPr>
-            <w:tcW w:type="dxa" w:w="1080"/>
-          </w:tcPr>
-          <w:p>
-            <w:r>
-              <w:t>8C</w:t>
-              <w:br/>
-              <w:t>SINDHI</w:t>
-            </w:r>
-          </w:p>
-        </w:tc>
-        <w:tc>
-          <w:tcPr>
-            <w:tcW w:type="dxa" w:w="1080"/>
+            <w:tcW w:type="dxa" w:w="1530"/>
           </w:tcPr>
           <w:p>
             <w:r/>
@@ -836,7 +850,15 @@
         </w:tc>
         <w:tc>
           <w:tcPr>
-            <w:tcW w:type="dxa" w:w="1080"/>
+            <w:tcW w:type="dxa" w:w="1530"/>
+          </w:tcPr>
+          <w:p>
+            <w:r/>
+          </w:p>
+        </w:tc>
+        <w:tc>
+          <w:tcPr>
+            <w:tcW w:type="dxa" w:w="1530"/>
           </w:tcPr>
           <w:p>
             <w:r/>
@@ -845,7 +867,7 @@
       </w:tr>
     </w:tbl>
     <w:sectPr>
-      <w:pgSz w:w="12240" w:h="15840"/>
+      <w:pgSz w:w="15840" w:h="12240" w:orient="landscape"/>
       <w:pgMar w:top="1440" w:right="1800" w:bottom="1440" w:left="1800" w:header="720" w:footer="720" w:gutter="0"/>
       <w:cols w:space="720"/>
       <w:docGrid w:linePitch="360"/>

--- a/RAFIA MEMON_timetable.docx
+++ b/RAFIA MEMON_timetable.docx
@@ -663,11 +663,7 @@
             <w:tcW w:type="dxa" w:w="1530"/>
           </w:tcPr>
           <w:p>
-            <w:r>
-              <w:t>10E</w:t>
-              <w:br/>
-              <w:t>SINDHI-X</w:t>
-            </w:r>
+            <w:r/>
           </w:p>
         </w:tc>
         <w:tc>
@@ -751,7 +747,11 @@
             <w:tcW w:type="dxa" w:w="1530"/>
           </w:tcPr>
           <w:p>
-            <w:r/>
+            <w:r>
+              <w:t>10E</w:t>
+              <w:br/>
+              <w:t>SINDHI-X</w:t>
+            </w:r>
           </w:p>
         </w:tc>
         <w:tc>

--- a/RAFIA MEMON_timetable.docx
+++ b/RAFIA MEMON_timetable.docx
@@ -207,11 +207,7 @@
             <w:tcW w:type="dxa" w:w="1530"/>
           </w:tcPr>
           <w:p>
-            <w:r>
-              <w:t>10E</w:t>
-              <w:br/>
-              <w:t>SINDHI-X</w:t>
-            </w:r>
+            <w:r/>
           </w:p>
         </w:tc>
         <w:tc>
@@ -251,8 +247,16 @@
             <w:tcW w:type="dxa" w:w="1530"/>
           </w:tcPr>
           <w:p>
+            <w:r/>
+          </w:p>
+        </w:tc>
+        <w:tc>
+          <w:tcPr>
+            <w:tcW w:type="dxa" w:w="1530"/>
+          </w:tcPr>
+          <w:p>
             <w:r>
-              <w:t>10C</w:t>
+              <w:t>10A</w:t>
               <w:br/>
               <w:t>SINDHI-X</w:t>
             </w:r>
@@ -271,18 +275,6 @@
             <w:tcW w:type="dxa" w:w="1530"/>
           </w:tcPr>
           <w:p>
-            <w:r>
-              <w:t>8C</w:t>
-              <w:br/>
-              <w:t>SINDHI</w:t>
-            </w:r>
-          </w:p>
-        </w:tc>
-        <w:tc>
-          <w:tcPr>
-            <w:tcW w:type="dxa" w:w="1530"/>
-          </w:tcPr>
-          <w:p>
             <w:r/>
           </w:p>
         </w:tc>
@@ -291,7 +283,11 @@
             <w:tcW w:type="dxa" w:w="1530"/>
           </w:tcPr>
           <w:p>
-            <w:r/>
+            <w:r>
+              <w:t>10E</w:t>
+              <w:br/>
+              <w:t>SINDHI-X</w:t>
+            </w:r>
           </w:p>
         </w:tc>
         <w:tc>
@@ -331,7 +327,11 @@
             <w:tcW w:type="dxa" w:w="1530"/>
           </w:tcPr>
           <w:p>
-            <w:r/>
+            <w:r>
+              <w:t>8C</w:t>
+              <w:br/>
+              <w:t>SINDHI</w:t>
+            </w:r>
           </w:p>
         </w:tc>
         <w:tc>
@@ -347,7 +347,11 @@
             <w:tcW w:type="dxa" w:w="1530"/>
           </w:tcPr>
           <w:p>
-            <w:r/>
+            <w:r>
+              <w:t>10A</w:t>
+              <w:br/>
+              <w:t>SINDHI-X</w:t>
+            </w:r>
           </w:p>
         </w:tc>
         <w:tc>
@@ -355,7 +359,11 @@
             <w:tcW w:type="dxa" w:w="1530"/>
           </w:tcPr>
           <w:p>
-            <w:r/>
+            <w:r>
+              <w:t>10A</w:t>
+              <w:br/>
+              <w:t>SINDHI-X</w:t>
+            </w:r>
           </w:p>
         </w:tc>
         <w:tc>
@@ -363,7 +371,11 @@
             <w:tcW w:type="dxa" w:w="1530"/>
           </w:tcPr>
           <w:p>
-            <w:r/>
+            <w:r>
+              <w:t>10C</w:t>
+              <w:br/>
+              <w:t>SINDHI-X</w:t>
+            </w:r>
           </w:p>
         </w:tc>
         <w:tc>
@@ -403,18 +415,10 @@
             <w:tcW w:type="dxa" w:w="1530"/>
           </w:tcPr>
           <w:p>
-            <w:r/>
-          </w:p>
-        </w:tc>
-        <w:tc>
-          <w:tcPr>
-            <w:tcW w:type="dxa" w:w="1530"/>
-          </w:tcPr>
-          <w:p>
             <w:r>
-              <w:t>8C</w:t>
+              <w:t>10E</w:t>
               <w:br/>
-              <w:t>SINDHI</w:t>
+              <w:t>SINDHI-X</w:t>
             </w:r>
           </w:p>
         </w:tc>
@@ -435,11 +439,15 @@
             <w:tcW w:type="dxa" w:w="1530"/>
           </w:tcPr>
           <w:p>
-            <w:r>
-              <w:t>10A</w:t>
-              <w:br/>
-              <w:t>SINDHI-X</w:t>
-            </w:r>
+            <w:r/>
+          </w:p>
+        </w:tc>
+        <w:tc>
+          <w:tcPr>
+            <w:tcW w:type="dxa" w:w="1530"/>
+          </w:tcPr>
+          <w:p>
+            <w:r/>
           </w:p>
         </w:tc>
         <w:tc>
@@ -572,19 +580,7 @@
           </w:tcPr>
           <w:p>
             <w:r>
-              <w:t>10A</w:t>
-              <w:br/>
-              <w:t>SINDHI-X</w:t>
-            </w:r>
-          </w:p>
-        </w:tc>
-        <w:tc>
-          <w:tcPr>
-            <w:tcW w:type="dxa" w:w="1530"/>
-          </w:tcPr>
-          <w:p>
-            <w:r>
-              <w:t>10A</w:t>
+              <w:t>10E</w:t>
               <w:br/>
               <w:t>SINDHI-X</w:t>
             </w:r>
@@ -608,10 +604,18 @@
           </w:tcPr>
           <w:p>
             <w:r>
-              <w:t>8C</w:t>
+              <w:t>10C</w:t>
               <w:br/>
-              <w:t>SINDHI</w:t>
+              <w:t>SINDHI-X</w:t>
             </w:r>
+          </w:p>
+        </w:tc>
+        <w:tc>
+          <w:tcPr>
+            <w:tcW w:type="dxa" w:w="1530"/>
+          </w:tcPr>
+          <w:p>
+            <w:r/>
           </w:p>
         </w:tc>
         <w:tc>
@@ -651,10 +655,18 @@
             <w:tcW w:type="dxa" w:w="1530"/>
           </w:tcPr>
           <w:p>
+            <w:r/>
+          </w:p>
+        </w:tc>
+        <w:tc>
+          <w:tcPr>
+            <w:tcW w:type="dxa" w:w="1530"/>
+          </w:tcPr>
+          <w:p>
             <w:r>
-              <w:t>10E</w:t>
+              <w:t>8C</w:t>
               <w:br/>
-              <w:t>SINDHI-X</w:t>
+              <w:t>SINDHI</w:t>
             </w:r>
           </w:p>
         </w:tc>
@@ -664,6 +676,58 @@
           </w:tcPr>
           <w:p>
             <w:r/>
+          </w:p>
+        </w:tc>
+        <w:tc>
+          <w:tcPr>
+            <w:tcW w:type="dxa" w:w="1530"/>
+          </w:tcPr>
+          <w:p>
+            <w:r>
+              <w:t>8C</w:t>
+              <w:br/>
+              <w:t>SINDHI</w:t>
+            </w:r>
+          </w:p>
+        </w:tc>
+        <w:tc>
+          <w:tcPr>
+            <w:tcW w:type="dxa" w:w="1530"/>
+          </w:tcPr>
+          <w:p>
+            <w:r/>
+          </w:p>
+        </w:tc>
+        <w:tc>
+          <w:tcPr>
+            <w:tcW w:type="dxa" w:w="1530"/>
+          </w:tcPr>
+          <w:p>
+            <w:r>
+              <w:t>11:35-12:15</w:t>
+            </w:r>
+          </w:p>
+        </w:tc>
+      </w:tr>
+      <w:tr>
+        <w:tc>
+          <w:tcPr>
+            <w:tcW w:type="dxa" w:w="1530"/>
+          </w:tcPr>
+          <w:p>
+            <w:r>
+              <w:t>P7</w:t>
+            </w:r>
+          </w:p>
+        </w:tc>
+        <w:tc>
+          <w:tcPr>
+            <w:tcW w:type="dxa" w:w="1530"/>
+          </w:tcPr>
+          <w:p>
+            <w:r>
+              <w:t>12:40-1:20</w:t>
+            </w:r>
           </w:p>
         </w:tc>
         <w:tc>
@@ -704,75 +768,7 @@
           </w:tcPr>
           <w:p>
             <w:r>
-              <w:t>11:35-12:15</w:t>
-            </w:r>
-          </w:p>
-        </w:tc>
-      </w:tr>
-      <w:tr>
-        <w:tc>
-          <w:tcPr>
-            <w:tcW w:type="dxa" w:w="1530"/>
-          </w:tcPr>
-          <w:p>
-            <w:r>
-              <w:t>P7</w:t>
-            </w:r>
-          </w:p>
-        </w:tc>
-        <w:tc>
-          <w:tcPr>
-            <w:tcW w:type="dxa" w:w="1530"/>
-          </w:tcPr>
-          <w:p>
-            <w:r>
-              <w:t>12:40-1:20</w:t>
-            </w:r>
-          </w:p>
-        </w:tc>
-        <w:tc>
-          <w:tcPr>
-            <w:tcW w:type="dxa" w:w="1530"/>
-          </w:tcPr>
-          <w:p>
-            <w:r>
-              <w:t>10A</w:t>
-              <w:br/>
-              <w:t>SINDHI-X</w:t>
-            </w:r>
-          </w:p>
-        </w:tc>
-        <w:tc>
-          <w:tcPr>
-            <w:tcW w:type="dxa" w:w="1530"/>
-          </w:tcPr>
-          <w:p>
-            <w:r>
               <w:t>10E</w:t>
-              <w:br/>
-              <w:t>SINDHI-X</w:t>
-            </w:r>
-          </w:p>
-        </w:tc>
-        <w:tc>
-          <w:tcPr>
-            <w:tcW w:type="dxa" w:w="1530"/>
-          </w:tcPr>
-          <w:p>
-            <w:r>
-              <w:t>10E</w:t>
-              <w:br/>
-              <w:t>SINDHI-X</w:t>
-            </w:r>
-          </w:p>
-        </w:tc>
-        <w:tc>
-          <w:tcPr>
-            <w:tcW w:type="dxa" w:w="1530"/>
-          </w:tcPr>
-          <w:p>
-            <w:r>
-              <w:t>10C</w:t>
               <w:br/>
               <w:t>SINDHI-X</w:t>
             </w:r>
@@ -821,7 +817,11 @@
             <w:tcW w:type="dxa" w:w="1530"/>
           </w:tcPr>
           <w:p>
-            <w:r/>
+            <w:r>
+              <w:t>10A</w:t>
+              <w:br/>
+              <w:t>SINDHI-X</w:t>
+            </w:r>
           </w:p>
         </w:tc>
         <w:tc>
